--- a/docs/fr/Working_Paper_CACI_AI_Competitiveness.docx
+++ b/docs/fr/Working_Paper_CACI_AI_Competitiveness.docx
@@ -173,7 +173,7 @@
           <w:sz w:val="22"/>
           <w:szCs w:val="22"/>
         </w:rPr>
-        <w:t xml:space="preserve">, a novel composite indicator designed to measure national AI competitiveness by capturing the interaction between installed compute capacity, energy costs, GDP, and AI workforce. Using a calibrated panel of 12 countries over the period 2020–2024 (N = 60), we estimate OLS pooled, fixed effects, and random effects models to validate the CACI as a predictor of sectoral AI productivity gains. The coefficient on ln(CACI) is positive and statistically significant at the 1% level across all specifications (β = 0.17–0.50). The Hausman test favors fixed effects (p = 0.001). Decomposition analysis reveals that raw compute (F) is the dominant component (β = 0.301, p &lt; 0.01), confirming our central hypothesis: access to compute is the critical determinant of AI competitiveness. We document a CACI ratio of 3.4:1 between the United States and the European Union, and show how US technological protectionism—export controls, Section 232 tariffs, and domestic compute prioritization—structurally widens this gap. We develop four prospective scenarios for 2026–2030 and derive policy recommendations for Europe, including Special Compute Zones, nuclear-AI integration, and strategic GPU reserves.</w:t>
+        <w:t xml:space="preserve">, a novel composite indicator designed to measure national AI competitiveness by capturing the interaction between installed compute capacity, energy costs, GDP, and AI workforce. Using a calibrated panel of 12 countries over the period 2020–2024 (N = 60), we estimate OLS pooled, fixed effects, and random effects models to validate the CACI as a predictor of sectoral AI productivity gains. The coefficient on ln(CACI) is positive and statistically significant at the 1% level across all specifications (β = 0.17–0.50). The Hausman test favors fixed effects (p = 0.001). Decomposition analysis reveals that raw compute (F) is the dominant component (β = 0.301, p &lt; 0.01), confirming our central hypothesis: access to compute is the critical determinant of AI competitiveness. We document a CACI ratio of 3.47:1 between the United States and the European Union, and show how US technological protectionism—export controls, Section 232 tariffs, and domestic compute prioritization—structurally widens this gap. We develop four prospective scenarios for 2026–2030 and derive policy recommendations for Europe, including Special Compute Zones, nuclear-AI integration, and strategic GPU reserves.</w:t>
       </w:r>
     </w:p>
     <w:p>
@@ -3867,7 +3867,7 @@
           <w:sz w:val="20"/>
           <w:szCs w:val="20"/>
         </w:rPr>
-        <w:t xml:space="preserve">Figure 3. CACI(US)/CACI(country) ratios in 2024. France presents a ratio of approximately 3.4:1 (Power mode), consistent with qualitative estimates. Brazil and India present even higher ratios.</w:t>
+        <w:t xml:space="preserve">Figure 3. CACI(US)/CACI(country) ratios in 2024. France presents a ratio of approximately 3.47:1 (Power mode), consistent with qualitative estimates. Brazil and India present even higher ratios.</w:t>
       </w:r>
     </w:p>
     <w:p>
@@ -3883,7 +3883,7 @@
           <w:sz w:val="24"/>
           <w:szCs w:val="24"/>
         </w:rPr>
-        <w:t xml:space="preserve">The US-EU average ratio (Germany, France, Netherlands, Sweden) stands at 3.4:1 (Power mode). This ratio is consistent with independent estimates: Hawkins et al. (2025) document a 15:1 raw compute gap; the Federal Reserve Board (2025) estimates US AI productivity gains at approximately double the European rate. The CACI ratio is smaller than the raw compute gap because the weighted geometric normalization by GDP and workforce partially corrects for scale differences—but the structural advantage remains overwhelming.</w:t>
+        <w:t xml:space="preserve">The US-EU average ratio (Germany, France, Netherlands, Sweden) stands at 3.47:1 (Power mode). This ratio is consistent with independent estimates: Hawkins et al. (2025) document a 15:1 raw compute gap; the Federal Reserve Board (2025) estimates US AI productivity gains at approximately double the European rate. The CACI ratio is smaller than the raw compute gap because the weighted geometric normalization by GDP and workforce partially corrects for scale differences—but the structural advantage remains overwhelming.</w:t>
       </w:r>
     </w:p>
     <w:p>
@@ -4333,7 +4333,7 @@
                 <w:sz w:val="18"/>
                 <w:szCs w:val="18"/>
               </w:rPr>
-              <w:t xml:space="preserve">Scenario A: Controlled Drift. US maintains current controls. EU relies on US cloud. CACI gap stable 3.4:1. Slow erosion of EU AI autonomy.</w:t>
+              <w:t xml:space="preserve">Scenario A: Controlled Drift. US maintains current controls. EU relies on US cloud. CACI gap stable 3.47:1. Slow erosion of EU AI autonomy.</w:t>
             </w:r>
           </w:p>
         </w:tc>
@@ -4434,7 +4434,7 @@
                 <w:sz w:val="18"/>
                 <w:szCs w:val="18"/>
               </w:rPr>
-              <w:t xml:space="preserve">Scenario B: Digital Vassalization. US extends GPU quotas + CLOUD Act to EU. 77% EU AI workloads on US infrastructure. EU loses sovereign AI capacity.</w:t>
+              <w:t xml:space="preserve">Scenario B: Digital Vassalization. US extends GPU quotas + CLOUD Act to EU. 78,9% EU AI workloads on US infrastructure. EU loses sovereign AI capacity.</w:t>
             </w:r>
           </w:p>
         </w:tc>
@@ -4502,7 +4502,7 @@
           <w:sz w:val="24"/>
           <w:szCs w:val="24"/>
         </w:rPr>
-        <w:t xml:space="preserve">Scenario A (Controlled Drift) is the most likely baseline (estimated probability: 40–45%). The CACI gap remains at 3.4:1 (Power mode). European firms increase dependence on US cloud infrastructure. Incremental but insufficient European investments in AI Factories and sovereign compute. The EU remains a consumer rather than producer of AI infrastructure.</w:t>
+        <w:t xml:space="preserve">Scenario A (Controlled Drift) is the most likely baseline (estimated probability: 40–45%). The CACI gap remains at 3.47:1 (Power mode). European firms increase dependence on US cloud infrastructure. Incremental but insufficient European investments in AI Factories and sovereign compute. The EU remains a consumer rather than producer of AI infrastructure.</w:t>
       </w:r>
     </w:p>
     <w:p>
@@ -4762,7 +4762,7 @@
           <w:sz w:val="24"/>
           <w:szCs w:val="24"/>
         </w:rPr>
-        <w:t xml:space="preserve">First, the CACI is a statistically significant and robust predictor of AI sectoral productivity, with a positive coefficient stable across specifications (β = 0.17–0.50, p &lt; 0.01). Second, raw compute (F) is the dominant component, confirming our central thesis: access to compute is the critical determinant of AI competitiveness. Third, the quantified CACI ratios are consistent with independent estimates: the US-EU gap stands at 3.4:1 (Power mode), a magnitude that three-tier protectionism (denial + tariffication + gravitational pull) threatens to make quasi-irreversible by 2030.</w:t>
+        <w:t xml:space="preserve">First, the CACI is a statistically significant and robust predictor of AI sectoral productivity, with a positive coefficient stable across specifications (β = 0.17–0.50, p &lt; 0.01). Second, raw compute (F) is the dominant component, confirming our central thesis: access to compute is the critical determinant of AI competitiveness. Third, the quantified CACI ratios are consistent with independent estimates: the US-EU gap stands at 3.47:1 (Power mode), a magnitude that three-tier protectionism (denial + tariffication + gravitational pull) threatens to make quasi-irreversible by 2030.</w:t>
       </w:r>
     </w:p>
     <w:p>

--- a/docs/fr/Working_Paper_CACI_AI_Competitiveness.docx
+++ b/docs/fr/Working_Paper_CACI_AI_Competitiveness.docx
@@ -4434,7 +4434,7 @@
                 <w:sz w:val="18"/>
                 <w:szCs w:val="18"/>
               </w:rPr>
-              <w:t xml:space="preserve">Scenario B: Digital Vassalization. US extends GPU quotas + CLOUD Act to EU. 78,9% EU AI workloads on US infrastructure. EU loses sovereign AI capacity.</w:t>
+              <w:t xml:space="preserve">Scenario B: Digital Vassalization. US extends GPU quotas + CLOUD Act to EU. 77% EU AI workloads on US infrastructure. EU loses sovereign AI capacity.</w:t>
             </w:r>
           </w:p>
         </w:tc>
